--- a/rapport_corridor_corrigé 25 aout.docx
+++ b/rapport_corridor_corrigé 25 aout.docx
@@ -23,7 +23,7 @@
         <w:pStyle w:val="Author"/>
       </w:pPr>
       <w:r>
-        <w:t>Étude préparée pour Vision Transport (François Rebello) par Vincent Duguay</w:t>
+        <w:t>Étude préparée pour Vision Transport par Vincent Duguay</w:t>
       </w:r>
     </w:p>
     <w:p>
